--- a/ThucHanh02-Nhom07.docx
+++ b/ThucHanh02-Nhom07.docx
@@ -204,7 +204,19 @@
           <w:rPr>
             <w:rStyle w:val="Hyperlink"/>
           </w:rPr>
-          <w:t>https://github.com/mycocuwating4u/ThucHanh01-Team7</w:t>
+          <w:t>mycocuwating4u/ThucHanh02-Tea</w:t>
+        </w:r>
+        <w:r>
+          <w:rPr>
+            <w:rStyle w:val="Hyperlink"/>
+          </w:rPr>
+          <w:t>m</w:t>
+        </w:r>
+        <w:r>
+          <w:rPr>
+            <w:rStyle w:val="Hyperlink"/>
+          </w:rPr>
+          <w:t>7</w:t>
         </w:r>
       </w:hyperlink>
     </w:p>
@@ -215,19 +227,7 @@
           <w:rPr>
             <w:rStyle w:val="Hyperlink"/>
           </w:rPr>
-          <w:t>https://docs.google.com/document/d/10nh2</w:t>
-        </w:r>
-        <w:r>
-          <w:rPr>
-            <w:rStyle w:val="Hyperlink"/>
-          </w:rPr>
-          <w:t>W</w:t>
-        </w:r>
-        <w:r>
-          <w:rPr>
-            <w:rStyle w:val="Hyperlink"/>
-          </w:rPr>
-          <w:t>MWgYMZg-G0ALPpCJjbicAxRQBgcy7PE48fZ6mg/edit?usp=drivesdk</w:t>
+          <w:t>https://docs.google.com/document/d/10nh2WMWgYMZg-G0ALPpCJjbicAxRQBgcy7PE48fZ6mg/edit?usp=drivesdk</w:t>
         </w:r>
       </w:hyperlink>
     </w:p>
@@ -846,7 +846,6 @@
   <w:style w:type="character" w:default="1" w:styleId="DefaultParagraphFont">
     <w:name w:val="Default Paragraph Font"/>
     <w:uiPriority w:val="1"/>
-    <w:semiHidden/>
     <w:unhideWhenUsed/>
   </w:style>
   <w:style w:type="table" w:default="1" w:styleId="TableNormal">

--- a/ThucHanh02-Nhom07.docx
+++ b/ThucHanh02-Nhom07.docx
@@ -14,7 +14,19 @@
         <w:rPr>
           <w:color w:val="EE0000"/>
         </w:rPr>
-        <w:t>THỰC HÀNH 01 – NHÓM 07</w:t>
+        <w:t>THỰC HÀNH 0</w:t>
+      </w:r>
+      <w:r>
+        <w:rPr>
+          <w:color w:val="EE0000"/>
+        </w:rPr>
+        <w:t>2</w:t>
+      </w:r>
+      <w:r>
+        <w:rPr>
+          <w:color w:val="EE0000"/>
+        </w:rPr>
+        <w:t xml:space="preserve"> – NHÓM 07</w:t>
       </w:r>
     </w:p>
     <w:p/>
@@ -204,19 +216,7 @@
           <w:rPr>
             <w:rStyle w:val="Hyperlink"/>
           </w:rPr>
-          <w:t>mycocuwating4u/ThucHanh02-Tea</w:t>
-        </w:r>
-        <w:r>
-          <w:rPr>
-            <w:rStyle w:val="Hyperlink"/>
-          </w:rPr>
-          <w:t>m</w:t>
-        </w:r>
-        <w:r>
-          <w:rPr>
-            <w:rStyle w:val="Hyperlink"/>
-          </w:rPr>
-          <w:t>7</w:t>
+          <w:t>mycocuwating4u/ThucHanh02-Team7</w:t>
         </w:r>
       </w:hyperlink>
     </w:p>
@@ -846,6 +846,7 @@
   <w:style w:type="character" w:default="1" w:styleId="DefaultParagraphFont">
     <w:name w:val="Default Paragraph Font"/>
     <w:uiPriority w:val="1"/>
+    <w:semiHidden/>
     <w:unhideWhenUsed/>
   </w:style>
   <w:style w:type="table" w:default="1" w:styleId="TableNormal">

--- a/ThucHanh02-Nhom07.docx
+++ b/ThucHanh02-Nhom07.docx
@@ -216,7 +216,7 @@
           <w:rPr>
             <w:rStyle w:val="Hyperlink"/>
           </w:rPr>
-          <w:t>mycocuwating4u/ThucHanh02-Team7</w:t>
+          <w:t>https://github.com/mycocuwating4u/ThucHanh02-Team7</w:t>
         </w:r>
       </w:hyperlink>
     </w:p>
